--- a/documentos/bolsa-familia.docx
+++ b/documentos/bolsa-familia.docx
@@ -738,6 +738,100 @@
           <w:sz w:val="24"/>
           <w:szCs w:val="24"/>
         </w:rPr>
+        <w:t>{{nome}}</w:t>
+      </w:r>
+      <w:r>
+        <w:rPr>
+          <w:rFonts w:ascii="Times New Roman" w:hAnsi="Times New Roman" w:cs="Times New Roman"/>
+          <w:b/>
+          <w:bCs/>
+          <w:sz w:val="24"/>
+          <w:szCs w:val="24"/>
+        </w:rPr>
+        <w:t>,</w:t>
+      </w:r>
+      <w:r>
+        <w:rPr>
+          <w:rFonts w:ascii="Times New Roman" w:hAnsi="Times New Roman" w:cs="Times New Roman"/>
+          <w:sz w:val="24"/>
+          <w:szCs w:val="24"/>
+        </w:rPr>
+        <w:t xml:space="preserve"> filho(a) de</w:t>
+      </w:r>
+      <w:r>
+        <w:rPr>
+          <w:rFonts w:ascii="Times New Roman" w:hAnsi="Times New Roman" w:cs="Times New Roman"/>
+          <w:b/>
+          <w:bCs/>
+          <w:noProof/>
+          <w:color w:val="000000" w:themeColor="text1"/>
+          <w:sz w:val="24"/>
+          <w:szCs w:val="24"/>
+        </w:rPr>
+        <w:t xml:space="preserve"> </w:t>
+      </w:r>
+      <w:r>
+        <w:rPr>
+          <w:rFonts w:ascii="Times New Roman" w:hAnsi="Times New Roman" w:cs="Times New Roman"/>
+          <w:b/>
+          <w:bCs/>
+          <w:noProof/>
+          <w:color w:val="000000" w:themeColor="text1"/>
+          <w:sz w:val="24"/>
+          <w:szCs w:val="24"/>
+        </w:rPr>
+        <w:t>{{nome_pai}}</w:t>
+      </w:r>
+      <w:r>
+        <w:rPr>
+          <w:rFonts w:ascii="Times New Roman" w:hAnsi="Times New Roman" w:cs="Times New Roman"/>
+          <w:noProof/>
+          <w:color w:val="000000" w:themeColor="text1"/>
+          <w:sz w:val="24"/>
+          <w:szCs w:val="24"/>
+        </w:rPr>
+        <w:t xml:space="preserve"> </w:t>
+      </w:r>
+      <w:r>
+        <w:rPr>
+          <w:rFonts w:ascii="Times New Roman" w:hAnsi="Times New Roman" w:cs="Times New Roman"/>
+          <w:noProof/>
+          <w:color w:val="000000" w:themeColor="text1"/>
+          <w:sz w:val="24"/>
+          <w:szCs w:val="24"/>
+        </w:rPr>
+        <w:t xml:space="preserve">e </w:t>
+      </w:r>
+      <w:r>
+        <w:rPr>
+          <w:rFonts w:ascii="Times New Roman" w:hAnsi="Times New Roman" w:cs="Times New Roman"/>
+          <w:noProof/>
+          <w:color w:val="000000" w:themeColor="text1"/>
+          <w:sz w:val="24"/>
+          <w:szCs w:val="24"/>
+        </w:rPr>
+        <w:t>de</w:t>
+      </w:r>
+      <w:r>
+        <w:rPr>
+          <w:rFonts w:ascii="Times New Roman" w:hAnsi="Times New Roman" w:cs="Times New Roman"/>
+          <w:noProof/>
+          <w:color w:val="000000" w:themeColor="text1"/>
+          <w:sz w:val="24"/>
+          <w:szCs w:val="24"/>
+        </w:rPr>
+        <w:t xml:space="preserve"> </w:t>
+      </w:r>
+      <w:r>
+        <w:rPr>
+          <w:rFonts w:ascii="Times New Roman" w:hAnsi="Times New Roman" w:cs="Times New Roman"/>
+          <w:b/>
+          <w:bCs/>
+          <w:noProof/>
+          <w:color w:val="000000" w:themeColor="text1"/>
+          <w:sz w:val="24"/>
+          <w:szCs w:val="24"/>
+        </w:rPr>
         <w:fldChar w:fldCharType="begin"/>
       </w:r>
       <w:r>
@@ -745,16 +839,20 @@
           <w:rFonts w:ascii="Times New Roman" w:hAnsi="Times New Roman" w:cs="Times New Roman"/>
           <w:b/>
           <w:bCs/>
-          <w:sz w:val="24"/>
-          <w:szCs w:val="24"/>
-        </w:rPr>
-        <w:instrText xml:space="preserve"> MERGEFIELD "NOME_ALUNO" </w:instrText>
-      </w:r>
-      <w:r>
-        <w:rPr>
-          <w:rFonts w:ascii="Times New Roman" w:hAnsi="Times New Roman" w:cs="Times New Roman"/>
-          <w:b/>
-          <w:bCs/>
+          <w:noProof/>
+          <w:color w:val="000000" w:themeColor="text1"/>
+          <w:sz w:val="24"/>
+          <w:szCs w:val="24"/>
+        </w:rPr>
+        <w:instrText xml:space="preserve"> MERGEFIELD "MÃE" </w:instrText>
+      </w:r>
+      <w:r>
+        <w:rPr>
+          <w:rFonts w:ascii="Times New Roman" w:hAnsi="Times New Roman" w:cs="Times New Roman"/>
+          <w:b/>
+          <w:bCs/>
+          <w:noProof/>
+          <w:color w:val="000000" w:themeColor="text1"/>
           <w:sz w:val="24"/>
           <w:szCs w:val="24"/>
         </w:rPr>
@@ -766,16 +864,19 @@
           <w:b/>
           <w:bCs/>
           <w:noProof/>
-          <w:sz w:val="24"/>
-          <w:szCs w:val="24"/>
-        </w:rPr>
-        <w:t>SOFIA BARROS DE OLIVEIRA</w:t>
-      </w:r>
-      <w:r>
-        <w:rPr>
-          <w:rFonts w:ascii="Times New Roman" w:hAnsi="Times New Roman" w:cs="Times New Roman"/>
-          <w:b/>
-          <w:bCs/>
+          <w:color w:val="000000" w:themeColor="text1"/>
+          <w:sz w:val="24"/>
+          <w:szCs w:val="24"/>
+        </w:rPr>
+        <w:t>{{nome_mae}}</w:t>
+      </w:r>
+      <w:r>
+        <w:rPr>
+          <w:rFonts w:ascii="Times New Roman" w:hAnsi="Times New Roman" w:cs="Times New Roman"/>
+          <w:b/>
+          <w:bCs/>
+          <w:noProof/>
+          <w:color w:val="000000" w:themeColor="text1"/>
           <w:sz w:val="24"/>
           <w:szCs w:val="24"/>
         </w:rPr>
@@ -786,6 +887,8 @@
           <w:rFonts w:ascii="Times New Roman" w:hAnsi="Times New Roman" w:cs="Times New Roman"/>
           <w:b/>
           <w:bCs/>
+          <w:noProof/>
+          <w:color w:val="000000" w:themeColor="text1"/>
           <w:sz w:val="24"/>
           <w:szCs w:val="24"/>
         </w:rPr>
@@ -797,15 +900,21 @@
           <w:sz w:val="24"/>
           <w:szCs w:val="24"/>
         </w:rPr>
-        <w:t xml:space="preserve"> filho(a) de</w:t>
-      </w:r>
-      <w:r>
-        <w:rPr>
-          <w:rFonts w:ascii="Times New Roman" w:hAnsi="Times New Roman" w:cs="Times New Roman"/>
-          <w:b/>
-          <w:bCs/>
-          <w:noProof/>
-          <w:color w:val="000000" w:themeColor="text1"/>
+        <w:t xml:space="preserve"> nascido(a) </w:t>
+      </w:r>
+      <w:r>
+        <w:rPr>
+          <w:rFonts w:ascii="Times New Roman" w:hAnsi="Times New Roman" w:cs="Times New Roman"/>
+          <w:sz w:val="24"/>
+          <w:szCs w:val="24"/>
+        </w:rPr>
+        <w:t>em</w:t>
+      </w:r>
+      <w:r>
+        <w:rPr>
+          <w:rFonts w:ascii="Times New Roman" w:hAnsi="Times New Roman" w:cs="Times New Roman"/>
+          <w:b/>
+          <w:bCs/>
           <w:sz w:val="24"/>
           <w:szCs w:val="24"/>
         </w:rPr>
@@ -816,68 +925,54 @@
           <w:rFonts w:ascii="Times New Roman" w:hAnsi="Times New Roman" w:cs="Times New Roman"/>
           <w:b/>
           <w:bCs/>
-          <w:noProof/>
-          <w:color w:val="000000" w:themeColor="text1"/>
-          <w:sz w:val="24"/>
-          <w:szCs w:val="24"/>
-        </w:rPr>
-        <w:fldChar w:fldCharType="begin"/>
-      </w:r>
-      <w:r>
-        <w:rPr>
-          <w:rFonts w:ascii="Times New Roman" w:hAnsi="Times New Roman" w:cs="Times New Roman"/>
-          <w:b/>
-          <w:bCs/>
-          <w:noProof/>
-          <w:color w:val="000000" w:themeColor="text1"/>
-          <w:sz w:val="24"/>
-          <w:szCs w:val="24"/>
-        </w:rPr>
-        <w:instrText xml:space="preserve"> MERGEFIELD "PAI" </w:instrText>
-      </w:r>
-      <w:r>
-        <w:rPr>
-          <w:rFonts w:ascii="Times New Roman" w:hAnsi="Times New Roman" w:cs="Times New Roman"/>
-          <w:b/>
-          <w:bCs/>
-          <w:noProof/>
-          <w:color w:val="000000" w:themeColor="text1"/>
-          <w:sz w:val="24"/>
-          <w:szCs w:val="24"/>
-        </w:rPr>
-        <w:fldChar w:fldCharType="separate"/>
-      </w:r>
-      <w:r>
-        <w:rPr>
-          <w:rFonts w:ascii="Times New Roman" w:hAnsi="Times New Roman" w:cs="Times New Roman"/>
-          <w:b/>
-          <w:bCs/>
-          <w:noProof/>
-          <w:color w:val="000000" w:themeColor="text1"/>
-          <w:sz w:val="24"/>
-          <w:szCs w:val="24"/>
-        </w:rPr>
-        <w:t>LUIS CARLOS DE OLIVEIRA</w:t>
-      </w:r>
-      <w:r>
-        <w:rPr>
-          <w:rFonts w:ascii="Times New Roman" w:hAnsi="Times New Roman" w:cs="Times New Roman"/>
-          <w:b/>
-          <w:bCs/>
-          <w:noProof/>
-          <w:color w:val="000000" w:themeColor="text1"/>
-          <w:sz w:val="24"/>
-          <w:szCs w:val="24"/>
-        </w:rPr>
-        <w:fldChar w:fldCharType="end"/>
-      </w:r>
-      <w:r>
-        <w:rPr>
-          <w:rFonts w:ascii="Times New Roman" w:hAnsi="Times New Roman" w:cs="Times New Roman"/>
-          <w:b/>
-          <w:bCs/>
-          <w:noProof/>
-          <w:color w:val="000000" w:themeColor="text1"/>
+          <w:sz w:val="24"/>
+          <w:szCs w:val="24"/>
+        </w:rPr>
+        <w:t>{{</w:t>
+      </w:r>
+      <w:proofErr w:type="spellStart"/>
+      <w:r>
+        <w:rPr>
+          <w:rFonts w:ascii="Times New Roman" w:hAnsi="Times New Roman" w:cs="Times New Roman"/>
+          <w:b/>
+          <w:bCs/>
+          <w:sz w:val="24"/>
+          <w:szCs w:val="24"/>
+        </w:rPr>
+        <w:t>data_nascimento_br</w:t>
+      </w:r>
+      <w:proofErr w:type="spellEnd"/>
+      <w:r>
+        <w:rPr>
+          <w:rFonts w:ascii="Times New Roman" w:hAnsi="Times New Roman" w:cs="Times New Roman"/>
+          <w:b/>
+          <w:bCs/>
+          <w:sz w:val="24"/>
+          <w:szCs w:val="24"/>
+        </w:rPr>
+        <w:t>}}</w:t>
+      </w:r>
+      <w:r>
+        <w:rPr>
+          <w:rFonts w:ascii="Times New Roman" w:hAnsi="Times New Roman" w:cs="Times New Roman"/>
+          <w:sz w:val="24"/>
+          <w:szCs w:val="24"/>
+        </w:rPr>
+        <w:t xml:space="preserve">, natural </w:t>
+      </w:r>
+      <w:r>
+        <w:rPr>
+          <w:rFonts w:ascii="Times New Roman" w:hAnsi="Times New Roman" w:cs="Times New Roman"/>
+          <w:sz w:val="24"/>
+          <w:szCs w:val="24"/>
+        </w:rPr>
+        <w:t>de</w:t>
+      </w:r>
+      <w:r>
+        <w:rPr>
+          <w:rFonts w:ascii="Times New Roman" w:hAnsi="Times New Roman" w:cs="Times New Roman"/>
+          <w:b/>
+          <w:bCs/>
           <w:sz w:val="24"/>
           <w:szCs w:val="24"/>
         </w:rPr>
@@ -888,8 +983,148 @@
           <w:rFonts w:ascii="Times New Roman" w:hAnsi="Times New Roman" w:cs="Times New Roman"/>
           <w:b/>
           <w:bCs/>
-          <w:noProof/>
-          <w:color w:val="000000" w:themeColor="text1"/>
+          <w:sz w:val="24"/>
+          <w:szCs w:val="24"/>
+        </w:rPr>
+        <w:t>{{</w:t>
+      </w:r>
+      <w:proofErr w:type="spellStart"/>
+      <w:r>
+        <w:rPr>
+          <w:rFonts w:ascii="Times New Roman" w:hAnsi="Times New Roman" w:cs="Times New Roman"/>
+          <w:b/>
+          <w:bCs/>
+          <w:sz w:val="24"/>
+          <w:szCs w:val="24"/>
+        </w:rPr>
+        <w:t>cidade_nascimento</w:t>
+      </w:r>
+      <w:proofErr w:type="spellEnd"/>
+      <w:r>
+        <w:rPr>
+          <w:rFonts w:ascii="Times New Roman" w:hAnsi="Times New Roman" w:cs="Times New Roman"/>
+          <w:b/>
+          <w:bCs/>
+          <w:sz w:val="24"/>
+          <w:szCs w:val="24"/>
+        </w:rPr>
+        <w:t>}}</w:t>
+      </w:r>
+      <w:r>
+        <w:rPr>
+          <w:rFonts w:ascii="Times New Roman" w:hAnsi="Times New Roman" w:cs="Times New Roman"/>
+          <w:sz w:val="24"/>
+          <w:szCs w:val="24"/>
+        </w:rPr>
+        <w:t xml:space="preserve">, </w:t>
+      </w:r>
+      <w:r>
+        <w:rPr>
+          <w:rFonts w:ascii="Times New Roman" w:hAnsi="Times New Roman" w:cs="Times New Roman"/>
+          <w:sz w:val="24"/>
+          <w:szCs w:val="24"/>
+        </w:rPr>
+        <w:t xml:space="preserve">estado </w:t>
+      </w:r>
+      <w:r>
+        <w:rPr>
+          <w:rFonts w:ascii="Times New Roman" w:hAnsi="Times New Roman" w:cs="Times New Roman"/>
+          <w:b/>
+          <w:bCs/>
+          <w:sz w:val="24"/>
+          <w:szCs w:val="24"/>
+        </w:rPr>
+        <w:t>{{estado}}</w:t>
+      </w:r>
+      <w:r>
+        <w:rPr>
+          <w:rFonts w:ascii="Times New Roman" w:hAnsi="Times New Roman" w:cs="Times New Roman"/>
+          <w:sz w:val="24"/>
+          <w:szCs w:val="24"/>
+        </w:rPr>
+        <w:t xml:space="preserve">, residente no município </w:t>
+      </w:r>
+      <w:r>
+        <w:rPr>
+          <w:rFonts w:ascii="Times New Roman" w:hAnsi="Times New Roman" w:cs="Times New Roman"/>
+          <w:sz w:val="24"/>
+          <w:szCs w:val="24"/>
+        </w:rPr>
+        <w:t>de</w:t>
+      </w:r>
+      <w:r>
+        <w:rPr>
+          <w:rFonts w:ascii="Times New Roman" w:hAnsi="Times New Roman" w:cs="Times New Roman"/>
+          <w:sz w:val="24"/>
+          <w:szCs w:val="24"/>
+        </w:rPr>
+        <w:t>{{cidade}}</w:t>
+      </w:r>
+      <w:r>
+        <w:rPr>
+          <w:rFonts w:ascii="Times New Roman" w:hAnsi="Times New Roman" w:cs="Times New Roman"/>
+          <w:b/>
+          <w:bCs/>
+          <w:sz w:val="24"/>
+          <w:szCs w:val="24"/>
+        </w:rPr>
+        <w:t xml:space="preserve">, </w:t>
+      </w:r>
+      <w:r>
+        <w:rPr>
+          <w:rFonts w:ascii="Times New Roman" w:hAnsi="Times New Roman" w:cs="Times New Roman"/>
+          <w:sz w:val="24"/>
+          <w:szCs w:val="24"/>
+        </w:rPr>
+        <w:t xml:space="preserve">Estado </w:t>
+      </w:r>
+      <w:r>
+        <w:rPr>
+          <w:rFonts w:ascii="Times New Roman" w:hAnsi="Times New Roman" w:cs="Times New Roman"/>
+          <w:b/>
+          <w:bCs/>
+          <w:sz w:val="24"/>
+          <w:szCs w:val="24"/>
+        </w:rPr>
+        <w:t>{{estado}}</w:t>
+      </w:r>
+      <w:r>
+        <w:rPr>
+          <w:rFonts w:ascii="Times New Roman" w:hAnsi="Times New Roman" w:cs="Times New Roman"/>
+          <w:b/>
+          <w:bCs/>
+          <w:sz w:val="24"/>
+          <w:szCs w:val="24"/>
+        </w:rPr>
+        <w:t>,</w:t>
+      </w:r>
+      <w:r>
+        <w:rPr>
+          <w:rFonts w:ascii="Times New Roman" w:hAnsi="Times New Roman" w:cs="Times New Roman"/>
+          <w:sz w:val="24"/>
+          <w:szCs w:val="24"/>
+        </w:rPr>
+        <w:t xml:space="preserve"> está matr</w:t>
+      </w:r>
+      <w:r>
+        <w:rPr>
+          <w:rFonts w:ascii="Times New Roman" w:hAnsi="Times New Roman" w:cs="Times New Roman"/>
+          <w:sz w:val="24"/>
+          <w:szCs w:val="24"/>
+        </w:rPr>
+        <w:t>iculado(a) nesta Unidade de Ensino</w:t>
+      </w:r>
+      <w:r>
+        <w:rPr>
+          <w:rFonts w:ascii="Times New Roman" w:hAnsi="Times New Roman" w:cs="Times New Roman"/>
+          <w:sz w:val="24"/>
+          <w:szCs w:val="24"/>
+        </w:rPr>
+        <w:t xml:space="preserve"> no</w:t>
+      </w:r>
+      <w:r>
+        <w:rPr>
+          <w:rFonts w:ascii="Times New Roman" w:hAnsi="Times New Roman" w:cs="Times New Roman"/>
           <w:sz w:val="24"/>
           <w:szCs w:val="24"/>
         </w:rPr>
@@ -900,572 +1135,38 @@
           <w:rFonts w:ascii="Times New Roman" w:hAnsi="Times New Roman" w:cs="Times New Roman"/>
           <w:b/>
           <w:bCs/>
-          <w:noProof/>
-          <w:color w:val="000000" w:themeColor="text1"/>
-          <w:sz w:val="24"/>
-          <w:szCs w:val="24"/>
-        </w:rPr>
-        <w:t xml:space="preserve"> </w:t>
-      </w:r>
-      <w:r>
-        <w:rPr>
-          <w:rFonts w:ascii="Times New Roman" w:hAnsi="Times New Roman" w:cs="Times New Roman"/>
-          <w:noProof/>
-          <w:color w:val="000000" w:themeColor="text1"/>
-          <w:sz w:val="24"/>
-          <w:szCs w:val="24"/>
-        </w:rPr>
-        <w:t>e de</w:t>
-      </w:r>
-      <w:r>
-        <w:rPr>
-          <w:rFonts w:ascii="Times New Roman" w:hAnsi="Times New Roman" w:cs="Times New Roman"/>
-          <w:noProof/>
-          <w:color w:val="000000" w:themeColor="text1"/>
-          <w:sz w:val="24"/>
-          <w:szCs w:val="24"/>
-        </w:rPr>
-        <w:t xml:space="preserve"> </w:t>
-      </w:r>
-      <w:r>
-        <w:rPr>
-          <w:rFonts w:ascii="Times New Roman" w:hAnsi="Times New Roman" w:cs="Times New Roman"/>
-          <w:b/>
-          <w:bCs/>
-          <w:noProof/>
-          <w:color w:val="000000" w:themeColor="text1"/>
-          <w:sz w:val="24"/>
-          <w:szCs w:val="24"/>
-        </w:rPr>
-        <w:fldChar w:fldCharType="begin"/>
-      </w:r>
-      <w:r>
-        <w:rPr>
-          <w:rFonts w:ascii="Times New Roman" w:hAnsi="Times New Roman" w:cs="Times New Roman"/>
-          <w:b/>
-          <w:bCs/>
-          <w:noProof/>
-          <w:color w:val="000000" w:themeColor="text1"/>
-          <w:sz w:val="24"/>
-          <w:szCs w:val="24"/>
-        </w:rPr>
-        <w:instrText xml:space="preserve"> MERGEFIELD "MÃE" </w:instrText>
-      </w:r>
-      <w:r>
-        <w:rPr>
-          <w:rFonts w:ascii="Times New Roman" w:hAnsi="Times New Roman" w:cs="Times New Roman"/>
-          <w:b/>
-          <w:bCs/>
-          <w:noProof/>
-          <w:color w:val="000000" w:themeColor="text1"/>
-          <w:sz w:val="24"/>
-          <w:szCs w:val="24"/>
-        </w:rPr>
-        <w:fldChar w:fldCharType="separate"/>
-      </w:r>
-      <w:r>
-        <w:rPr>
-          <w:rFonts w:ascii="Times New Roman" w:hAnsi="Times New Roman" w:cs="Times New Roman"/>
-          <w:b/>
-          <w:bCs/>
-          <w:noProof/>
-          <w:color w:val="000000" w:themeColor="text1"/>
-          <w:sz w:val="24"/>
-          <w:szCs w:val="24"/>
-        </w:rPr>
-        <w:t>KARLA PATRICIA DE BARROS FERREIRA</w:t>
-      </w:r>
-      <w:r>
-        <w:rPr>
-          <w:rFonts w:ascii="Times New Roman" w:hAnsi="Times New Roman" w:cs="Times New Roman"/>
-          <w:b/>
-          <w:bCs/>
-          <w:noProof/>
-          <w:color w:val="000000" w:themeColor="text1"/>
-          <w:sz w:val="24"/>
-          <w:szCs w:val="24"/>
-        </w:rPr>
-        <w:fldChar w:fldCharType="end"/>
-      </w:r>
-      <w:r>
-        <w:rPr>
-          <w:rFonts w:ascii="Times New Roman" w:hAnsi="Times New Roman" w:cs="Times New Roman"/>
-          <w:b/>
-          <w:bCs/>
-          <w:noProof/>
-          <w:color w:val="000000" w:themeColor="text1"/>
-          <w:sz w:val="24"/>
-          <w:szCs w:val="24"/>
-        </w:rPr>
-        <w:t>,</w:t>
-      </w:r>
-      <w:r>
-        <w:rPr>
-          <w:rFonts w:ascii="Times New Roman" w:hAnsi="Times New Roman" w:cs="Times New Roman"/>
-          <w:sz w:val="24"/>
-          <w:szCs w:val="24"/>
-        </w:rPr>
-        <w:t xml:space="preserve"> nascido(a) </w:t>
-      </w:r>
-      <w:r>
-        <w:rPr>
-          <w:rFonts w:ascii="Times New Roman" w:hAnsi="Times New Roman" w:cs="Times New Roman"/>
-          <w:sz w:val="24"/>
-          <w:szCs w:val="24"/>
-        </w:rPr>
-        <w:t>em</w:t>
-      </w:r>
-      <w:r>
-        <w:rPr>
-          <w:rFonts w:ascii="Times New Roman" w:hAnsi="Times New Roman" w:cs="Times New Roman"/>
-          <w:b/>
-          <w:bCs/>
-          <w:sz w:val="24"/>
-          <w:szCs w:val="24"/>
-        </w:rPr>
-        <w:t xml:space="preserve"> </w:t>
-      </w:r>
-      <w:r>
-        <w:rPr>
-          <w:rFonts w:ascii="Times New Roman" w:hAnsi="Times New Roman" w:cs="Times New Roman"/>
-          <w:b/>
-          <w:bCs/>
-          <w:sz w:val="24"/>
-          <w:szCs w:val="24"/>
-        </w:rPr>
-        <w:fldChar w:fldCharType="begin"/>
-      </w:r>
-      <w:r>
-        <w:rPr>
-          <w:rFonts w:ascii="Times New Roman" w:hAnsi="Times New Roman" w:cs="Times New Roman"/>
-          <w:b/>
-          <w:bCs/>
-          <w:sz w:val="24"/>
-          <w:szCs w:val="24"/>
-        </w:rPr>
-        <w:instrText xml:space="preserve"> MERGEFIELD "DATA" </w:instrText>
-      </w:r>
-      <w:r>
-        <w:rPr>
-          <w:rFonts w:ascii="Times New Roman" w:hAnsi="Times New Roman" w:cs="Times New Roman"/>
-          <w:b/>
-          <w:bCs/>
-          <w:sz w:val="24"/>
-          <w:szCs w:val="24"/>
-        </w:rPr>
-        <w:fldChar w:fldCharType="separate"/>
-      </w:r>
-      <w:r>
-        <w:rPr>
-          <w:rFonts w:ascii="Times New Roman" w:hAnsi="Times New Roman" w:cs="Times New Roman"/>
-          <w:b/>
-          <w:bCs/>
-          <w:noProof/>
-          <w:sz w:val="24"/>
-          <w:szCs w:val="24"/>
-        </w:rPr>
-        <w:t>20 de junho de 2016</w:t>
-      </w:r>
-      <w:r>
-        <w:rPr>
-          <w:rFonts w:ascii="Times New Roman" w:hAnsi="Times New Roman" w:cs="Times New Roman"/>
-          <w:b/>
-          <w:bCs/>
-          <w:sz w:val="24"/>
-          <w:szCs w:val="24"/>
-        </w:rPr>
-        <w:fldChar w:fldCharType="end"/>
-      </w:r>
-      <w:r>
-        <w:rPr>
-          <w:rFonts w:ascii="Times New Roman" w:hAnsi="Times New Roman" w:cs="Times New Roman"/>
-          <w:sz w:val="24"/>
-          <w:szCs w:val="24"/>
-        </w:rPr>
-        <w:t xml:space="preserve">, natural </w:t>
-      </w:r>
-      <w:r>
-        <w:rPr>
-          <w:rFonts w:ascii="Times New Roman" w:hAnsi="Times New Roman" w:cs="Times New Roman"/>
-          <w:sz w:val="24"/>
-          <w:szCs w:val="24"/>
-        </w:rPr>
-        <w:t>de</w:t>
-      </w:r>
-      <w:r>
-        <w:rPr>
-          <w:rFonts w:ascii="Times New Roman" w:hAnsi="Times New Roman" w:cs="Times New Roman"/>
-          <w:b/>
-          <w:bCs/>
-          <w:sz w:val="24"/>
-          <w:szCs w:val="24"/>
-        </w:rPr>
-        <w:t xml:space="preserve"> </w:t>
-      </w:r>
-      <w:r>
-        <w:rPr>
-          <w:rFonts w:ascii="Times New Roman" w:hAnsi="Times New Roman" w:cs="Times New Roman"/>
-          <w:b/>
-          <w:bCs/>
-          <w:sz w:val="24"/>
-          <w:szCs w:val="24"/>
-        </w:rPr>
-        <w:fldChar w:fldCharType="begin"/>
-      </w:r>
-      <w:r>
-        <w:rPr>
-          <w:rFonts w:ascii="Times New Roman" w:hAnsi="Times New Roman" w:cs="Times New Roman"/>
-          <w:b/>
-          <w:bCs/>
-          <w:sz w:val="24"/>
-          <w:szCs w:val="24"/>
-        </w:rPr>
-        <w:instrText xml:space="preserve"> MERGEFIELD "CIDADE" </w:instrText>
-      </w:r>
-      <w:r>
-        <w:rPr>
-          <w:rFonts w:ascii="Times New Roman" w:hAnsi="Times New Roman" w:cs="Times New Roman"/>
-          <w:b/>
-          <w:bCs/>
-          <w:sz w:val="24"/>
-          <w:szCs w:val="24"/>
-        </w:rPr>
-        <w:fldChar w:fldCharType="separate"/>
-      </w:r>
-      <w:r>
-        <w:rPr>
-          <w:rFonts w:ascii="Times New Roman" w:hAnsi="Times New Roman" w:cs="Times New Roman"/>
-          <w:b/>
-          <w:bCs/>
-          <w:noProof/>
-          <w:sz w:val="24"/>
-          <w:szCs w:val="24"/>
-        </w:rPr>
-        <w:t>GARANHUS</w:t>
-      </w:r>
-      <w:r>
-        <w:rPr>
-          <w:rFonts w:ascii="Times New Roman" w:hAnsi="Times New Roman" w:cs="Times New Roman"/>
-          <w:b/>
-          <w:bCs/>
-          <w:sz w:val="24"/>
-          <w:szCs w:val="24"/>
-        </w:rPr>
-        <w:fldChar w:fldCharType="end"/>
-      </w:r>
-      <w:r>
-        <w:rPr>
-          <w:rFonts w:ascii="Times New Roman" w:hAnsi="Times New Roman" w:cs="Times New Roman"/>
-          <w:sz w:val="24"/>
-          <w:szCs w:val="24"/>
-        </w:rPr>
-        <w:t xml:space="preserve">, </w:t>
-      </w:r>
-      <w:r>
-        <w:rPr>
-          <w:rFonts w:ascii="Times New Roman" w:hAnsi="Times New Roman" w:cs="Times New Roman"/>
-          <w:sz w:val="24"/>
-          <w:szCs w:val="24"/>
-        </w:rPr>
-        <w:t xml:space="preserve">estado </w:t>
-      </w:r>
-      <w:r>
-        <w:rPr>
-          <w:rFonts w:ascii="Times New Roman" w:hAnsi="Times New Roman" w:cs="Times New Roman"/>
-          <w:b/>
-          <w:bCs/>
-          <w:sz w:val="24"/>
-          <w:szCs w:val="24"/>
-        </w:rPr>
-        <w:fldChar w:fldCharType="begin"/>
-      </w:r>
-      <w:r>
-        <w:rPr>
-          <w:rFonts w:ascii="Times New Roman" w:hAnsi="Times New Roman" w:cs="Times New Roman"/>
-          <w:b/>
-          <w:bCs/>
-          <w:sz w:val="24"/>
-          <w:szCs w:val="24"/>
-        </w:rPr>
-        <w:instrText xml:space="preserve"> MERGEFIELD "UF" </w:instrText>
-      </w:r>
-      <w:r>
-        <w:rPr>
-          <w:rFonts w:ascii="Times New Roman" w:hAnsi="Times New Roman" w:cs="Times New Roman"/>
-          <w:b/>
-          <w:bCs/>
-          <w:sz w:val="24"/>
-          <w:szCs w:val="24"/>
-        </w:rPr>
-        <w:fldChar w:fldCharType="separate"/>
-      </w:r>
-      <w:r>
-        <w:rPr>
-          <w:rFonts w:ascii="Times New Roman" w:hAnsi="Times New Roman" w:cs="Times New Roman"/>
-          <w:b/>
-          <w:bCs/>
-          <w:noProof/>
-          <w:sz w:val="24"/>
-          <w:szCs w:val="24"/>
-        </w:rPr>
-        <w:t>PE</w:t>
-      </w:r>
-      <w:r>
-        <w:rPr>
-          <w:rFonts w:ascii="Times New Roman" w:hAnsi="Times New Roman" w:cs="Times New Roman"/>
-          <w:b/>
-          <w:bCs/>
-          <w:sz w:val="24"/>
-          <w:szCs w:val="24"/>
-        </w:rPr>
-        <w:fldChar w:fldCharType="end"/>
-      </w:r>
-      <w:r>
-        <w:rPr>
-          <w:rFonts w:ascii="Times New Roman" w:hAnsi="Times New Roman" w:cs="Times New Roman"/>
-          <w:sz w:val="24"/>
-          <w:szCs w:val="24"/>
-        </w:rPr>
-        <w:t xml:space="preserve">, residente no município </w:t>
-      </w:r>
-      <w:r>
-        <w:rPr>
-          <w:rFonts w:ascii="Times New Roman" w:hAnsi="Times New Roman" w:cs="Times New Roman"/>
-          <w:sz w:val="24"/>
-          <w:szCs w:val="24"/>
-        </w:rPr>
-        <w:t xml:space="preserve">de </w:t>
-      </w:r>
-      <w:r>
-        <w:rPr>
-          <w:rFonts w:ascii="Times New Roman" w:hAnsi="Times New Roman" w:cs="Times New Roman"/>
-          <w:b/>
-          <w:bCs/>
-          <w:noProof/>
-          <w:sz w:val="24"/>
-          <w:szCs w:val="24"/>
-        </w:rPr>
-        <w:t>Garanhuns</w:t>
-      </w:r>
-      <w:r>
-        <w:rPr>
-          <w:rFonts w:ascii="Times New Roman" w:hAnsi="Times New Roman" w:cs="Times New Roman"/>
-          <w:b/>
-          <w:bCs/>
-          <w:sz w:val="24"/>
-          <w:szCs w:val="24"/>
-        </w:rPr>
-        <w:t xml:space="preserve">, </w:t>
-      </w:r>
-      <w:r>
-        <w:rPr>
-          <w:rFonts w:ascii="Times New Roman" w:hAnsi="Times New Roman" w:cs="Times New Roman"/>
-          <w:sz w:val="24"/>
-          <w:szCs w:val="24"/>
-        </w:rPr>
-        <w:t xml:space="preserve">Estado </w:t>
-      </w:r>
-      <w:r>
-        <w:rPr>
-          <w:rFonts w:ascii="Times New Roman" w:hAnsi="Times New Roman" w:cs="Times New Roman"/>
-          <w:b/>
-          <w:bCs/>
-          <w:sz w:val="24"/>
-          <w:szCs w:val="24"/>
-        </w:rPr>
-        <w:t>PE</w:t>
-      </w:r>
-      <w:r>
-        <w:rPr>
-          <w:rFonts w:ascii="Times New Roman" w:hAnsi="Times New Roman" w:cs="Times New Roman"/>
-          <w:b/>
-          <w:bCs/>
-          <w:sz w:val="24"/>
-          <w:szCs w:val="24"/>
-        </w:rPr>
-        <w:t>,</w:t>
-      </w:r>
-      <w:r>
-        <w:rPr>
-          <w:rFonts w:ascii="Times New Roman" w:hAnsi="Times New Roman" w:cs="Times New Roman"/>
-          <w:sz w:val="24"/>
-          <w:szCs w:val="24"/>
-        </w:rPr>
-        <w:t xml:space="preserve"> está matr</w:t>
-      </w:r>
-      <w:r>
-        <w:rPr>
-          <w:rFonts w:ascii="Times New Roman" w:hAnsi="Times New Roman" w:cs="Times New Roman"/>
-          <w:sz w:val="24"/>
-          <w:szCs w:val="24"/>
-        </w:rPr>
-        <w:t>iculado(a) nesta Unidade de Ensino</w:t>
-      </w:r>
-      <w:r>
-        <w:rPr>
-          <w:rFonts w:ascii="Times New Roman" w:hAnsi="Times New Roman" w:cs="Times New Roman"/>
-          <w:sz w:val="24"/>
-          <w:szCs w:val="24"/>
-        </w:rPr>
-        <w:t xml:space="preserve"> no</w:t>
-      </w:r>
-      <w:r>
-        <w:rPr>
-          <w:rFonts w:ascii="Times New Roman" w:hAnsi="Times New Roman" w:cs="Times New Roman"/>
-          <w:sz w:val="24"/>
-          <w:szCs w:val="24"/>
-        </w:rPr>
-        <w:t xml:space="preserve"> </w:t>
-      </w:r>
-      <w:r>
-        <w:rPr>
-          <w:rFonts w:ascii="Times New Roman" w:hAnsi="Times New Roman" w:cs="Times New Roman"/>
-          <w:b/>
-          <w:bCs/>
-          <w:sz w:val="24"/>
-          <w:szCs w:val="24"/>
-        </w:rPr>
-        <w:fldChar w:fldCharType="begin"/>
-      </w:r>
-      <w:r>
-        <w:rPr>
-          <w:rFonts w:ascii="Times New Roman" w:hAnsi="Times New Roman" w:cs="Times New Roman"/>
-          <w:b/>
-          <w:bCs/>
-          <w:sz w:val="24"/>
-          <w:szCs w:val="24"/>
-        </w:rPr>
-        <w:instrText xml:space="preserve"> MERGEFIELD "SÉRIE" </w:instrText>
-      </w:r>
-      <w:r>
-        <w:rPr>
-          <w:rFonts w:ascii="Times New Roman" w:hAnsi="Times New Roman" w:cs="Times New Roman"/>
-          <w:b/>
-          <w:bCs/>
-          <w:sz w:val="24"/>
-          <w:szCs w:val="24"/>
-        </w:rPr>
-        <w:fldChar w:fldCharType="separate"/>
-      </w:r>
-      <w:r>
-        <w:rPr>
-          <w:rFonts w:ascii="Times New Roman" w:hAnsi="Times New Roman" w:cs="Times New Roman"/>
-          <w:b/>
-          <w:bCs/>
-          <w:noProof/>
-          <w:sz w:val="24"/>
-          <w:szCs w:val="24"/>
-        </w:rPr>
-        <w:t>4° ANO</w:t>
-      </w:r>
-      <w:r>
-        <w:rPr>
-          <w:rFonts w:ascii="Times New Roman" w:hAnsi="Times New Roman" w:cs="Times New Roman"/>
-          <w:b/>
-          <w:bCs/>
-          <w:sz w:val="24"/>
-          <w:szCs w:val="24"/>
-        </w:rPr>
-        <w:fldChar w:fldCharType="end"/>
-      </w:r>
-      <w:r>
-        <w:rPr>
-          <w:rFonts w:ascii="Times New Roman" w:hAnsi="Times New Roman" w:cs="Times New Roman"/>
-          <w:b/>
-          <w:bCs/>
-          <w:sz w:val="24"/>
-          <w:szCs w:val="24"/>
-        </w:rPr>
-        <w:t xml:space="preserve"> </w:t>
-      </w:r>
-      <w:r>
-        <w:rPr>
-          <w:rFonts w:ascii="Times New Roman" w:hAnsi="Times New Roman" w:cs="Times New Roman"/>
-          <w:b/>
-          <w:bCs/>
-          <w:noProof/>
-          <w:color w:val="000000" w:themeColor="text1"/>
-          <w:sz w:val="24"/>
-          <w:szCs w:val="24"/>
-        </w:rPr>
-        <w:t>''</w:t>
-      </w:r>
-      <w:r>
-        <w:rPr>
-          <w:rFonts w:ascii="Times New Roman" w:hAnsi="Times New Roman" w:cs="Times New Roman"/>
-          <w:b/>
-          <w:bCs/>
-          <w:noProof/>
-          <w:color w:val="000000" w:themeColor="text1"/>
-          <w:sz w:val="24"/>
-          <w:szCs w:val="24"/>
-        </w:rPr>
-        <w:fldChar w:fldCharType="begin"/>
-      </w:r>
-      <w:r>
-        <w:rPr>
-          <w:rFonts w:ascii="Times New Roman" w:hAnsi="Times New Roman" w:cs="Times New Roman"/>
-          <w:b/>
-          <w:bCs/>
-          <w:noProof/>
-          <w:color w:val="000000" w:themeColor="text1"/>
-          <w:sz w:val="24"/>
-          <w:szCs w:val="24"/>
-        </w:rPr>
-        <w:instrText xml:space="preserve"> MERGEFIELD "TURMA" </w:instrText>
-      </w:r>
-      <w:r>
-        <w:rPr>
-          <w:rFonts w:ascii="Times New Roman" w:hAnsi="Times New Roman" w:cs="Times New Roman"/>
-          <w:b/>
-          <w:bCs/>
-          <w:noProof/>
-          <w:color w:val="000000" w:themeColor="text1"/>
-          <w:sz w:val="24"/>
-          <w:szCs w:val="24"/>
-        </w:rPr>
-        <w:fldChar w:fldCharType="separate"/>
-      </w:r>
-      <w:r>
-        <w:rPr>
-          <w:rFonts w:ascii="Times New Roman" w:hAnsi="Times New Roman" w:cs="Times New Roman"/>
-          <w:b/>
-          <w:bCs/>
-          <w:noProof/>
-          <w:color w:val="000000" w:themeColor="text1"/>
-          <w:sz w:val="24"/>
-          <w:szCs w:val="24"/>
-        </w:rPr>
-        <w:t>B</w:t>
-      </w:r>
-      <w:r>
-        <w:rPr>
-          <w:rFonts w:ascii="Times New Roman" w:hAnsi="Times New Roman" w:cs="Times New Roman"/>
-          <w:b/>
-          <w:bCs/>
-          <w:noProof/>
-          <w:color w:val="000000" w:themeColor="text1"/>
-          <w:sz w:val="24"/>
-          <w:szCs w:val="24"/>
-        </w:rPr>
-        <w:fldChar w:fldCharType="end"/>
-      </w:r>
-      <w:r>
-        <w:rPr>
-          <w:rFonts w:ascii="Times New Roman" w:hAnsi="Times New Roman" w:cs="Times New Roman"/>
-          <w:b/>
-          <w:bCs/>
-          <w:noProof/>
-          <w:color w:val="000000" w:themeColor="text1"/>
-          <w:sz w:val="24"/>
-          <w:szCs w:val="24"/>
-        </w:rPr>
-        <w:t>''</w:t>
-      </w:r>
-      <w:r>
-        <w:rPr>
-          <w:rFonts w:ascii="Times New Roman" w:hAnsi="Times New Roman" w:cs="Times New Roman"/>
-          <w:color w:val="000000" w:themeColor="text1"/>
+          <w:sz w:val="24"/>
+          <w:szCs w:val="24"/>
+        </w:rPr>
+        <w:t>{{</w:t>
+      </w:r>
+      <w:proofErr w:type="spellStart"/>
+      <w:r>
+        <w:rPr>
+          <w:rFonts w:ascii="Times New Roman" w:hAnsi="Times New Roman" w:cs="Times New Roman"/>
+          <w:b/>
+          <w:bCs/>
+          <w:sz w:val="24"/>
+          <w:szCs w:val="24"/>
+        </w:rPr>
+        <w:t>turma_label</w:t>
+      </w:r>
+      <w:proofErr w:type="spellEnd"/>
+      <w:r>
+        <w:rPr>
+          <w:rFonts w:ascii="Times New Roman" w:hAnsi="Times New Roman" w:cs="Times New Roman"/>
+          <w:b/>
+          <w:bCs/>
+          <w:sz w:val="24"/>
+          <w:szCs w:val="24"/>
+        </w:rPr>
+        <w:t>}}</w:t>
+      </w:r>
+      <w:r>
+        <w:rPr>
+          <w:rFonts w:ascii="Times New Roman" w:hAnsi="Times New Roman" w:cs="Times New Roman"/>
+          <w:b/>
+          <w:bCs/>
           <w:sz w:val="24"/>
           <w:szCs w:val="24"/>
         </w:rPr>
@@ -1661,43 +1362,7 @@
           <w:sz w:val="24"/>
           <w:szCs w:val="24"/>
         </w:rPr>
-        <w:t>31</w:t>
-      </w:r>
-      <w:r>
-        <w:rPr>
-          <w:rFonts w:ascii="Times New Roman" w:hAnsi="Times New Roman" w:cs="Times New Roman"/>
-          <w:noProof/>
-          <w:sz w:val="24"/>
-          <w:szCs w:val="24"/>
-        </w:rPr>
-        <w:t xml:space="preserve"> de </w:t>
-      </w:r>
-      <w:r>
-        <w:rPr>
-          <w:rFonts w:ascii="Times New Roman" w:hAnsi="Times New Roman" w:cs="Times New Roman"/>
-          <w:noProof/>
-          <w:sz w:val="24"/>
-          <w:szCs w:val="24"/>
-        </w:rPr>
-        <w:t>março</w:t>
-      </w:r>
-      <w:r>
-        <w:rPr>
-          <w:rFonts w:ascii="Times New Roman" w:hAnsi="Times New Roman" w:cs="Times New Roman"/>
-          <w:noProof/>
-          <w:sz w:val="24"/>
-          <w:szCs w:val="24"/>
-        </w:rPr>
-        <w:t xml:space="preserve"> de 202</w:t>
-      </w:r>
-      <w:r>
-        <w:rPr>
-          <w:rFonts w:ascii="Times New Roman" w:hAnsi="Times New Roman" w:cs="Times New Roman"/>
-          <w:noProof/>
-          <w:sz w:val="24"/>
-          <w:szCs w:val="24"/>
-        </w:rPr>
-        <w:t>6</w:t>
+        <w:t>{{data_hoje}}</w:t>
       </w:r>
       <w:r>
         <w:rPr>
@@ -1707,14 +1372,6 @@
           <w:szCs w:val="24"/>
         </w:rPr>
         <w:t>.</w:t>
-      </w:r>
-      <w:r>
-        <w:rPr>
-          <w:rFonts w:ascii="Times New Roman" w:hAnsi="Times New Roman" w:cs="Times New Roman"/>
-          <w:sz w:val="24"/>
-          <w:szCs w:val="24"/>
-        </w:rPr>
-        <w:t xml:space="preserve"> </w:t>
       </w:r>
     </w:p>
     <w:p>
@@ -2299,7 +1956,6 @@
   <w:style w:type="character" w:default="1" w:styleId="Fontepargpadro">
     <w:name w:val="Default Paragraph Font"/>
     <w:uiPriority w:val="1"/>
-    <w:semiHidden/>
     <w:unhideWhenUsed/>
   </w:style>
   <w:style w:type="table" w:default="1" w:styleId="Tabelanormal">
